--- a/Entregables/L00418806_Manobanda_Formato 5 Evaluación tutor académico.docx
+++ b/Entregables/L00418806_Manobanda_Formato 5 Evaluación tutor académico.docx
@@ -3698,6 +3698,7 @@
                 </w:p>
                 <w:p>
                   <w:pPr>
+                    <w:jc w:val="center"/>
                     <w:rPr>
                       <w:b/>
                       <w:noProof/>
@@ -3712,29 +3713,12 @@
                       <w:sz w:val="20"/>
                       <w:szCs w:val="20"/>
                     </w:rPr>
-                    <w:t xml:space="preserve">            </w:t>
-                  </w:r>
-                  <w:r>
-                    <w:rPr>
-                      <w:b/>
-                      <w:noProof/>
-                      <w:sz w:val="20"/>
-                      <w:szCs w:val="20"/>
-                    </w:rPr>
-                    <w:t xml:space="preserve">     </w:t>
-                  </w:r>
-                  <w:r>
-                    <w:rPr>
-                      <w:b/>
-                      <w:noProof/>
-                      <w:sz w:val="20"/>
-                      <w:szCs w:val="20"/>
-                    </w:rPr>
                     <w:t>Ing. Jorge Edison Lascano, PhD</w:t>
                   </w:r>
                 </w:p>
                 <w:p>
                   <w:pPr>
+                    <w:jc w:val="center"/>
                     <w:rPr>
                       <w:b/>
                       <w:sz w:val="20"/>
@@ -3748,25 +3732,7 @@
                       <w:sz w:val="20"/>
                       <w:szCs w:val="20"/>
                     </w:rPr>
-                    <w:t xml:space="preserve">            </w:t>
-                  </w:r>
-                  <w:r>
-                    <w:rPr>
-                      <w:b/>
-                      <w:noProof/>
-                      <w:sz w:val="20"/>
-                      <w:szCs w:val="20"/>
-                    </w:rPr>
-                    <w:t xml:space="preserve">     </w:t>
-                  </w:r>
-                  <w:r>
-                    <w:rPr>
-                      <w:b/>
-                      <w:noProof/>
-                      <w:sz w:val="20"/>
-                      <w:szCs w:val="20"/>
-                    </w:rPr>
-                    <w:t>CC:</w:t>
+                    <w:t>1710893114</w:t>
                   </w:r>
                 </w:p>
               </w:txbxContent>
@@ -5079,6 +5045,7 @@
   <w:style w:type="character" w:default="1" w:styleId="Fuentedeprrafopredeter">
     <w:name w:val="Default Paragraph Font"/>
     <w:uiPriority w:val="1"/>
+    <w:semiHidden/>
     <w:unhideWhenUsed/>
   </w:style>
   <w:style w:type="table" w:default="1" w:styleId="Tablanormal">

--- a/Entregables/L00418806_Manobanda_Formato 5 Evaluación tutor académico.docx
+++ b/Entregables/L00418806_Manobanda_Formato 5 Evaluación tutor académico.docx
@@ -2924,34 +2924,18 @@
     </w:p>
     <w:p>
       <w:pPr>
-        <w:pStyle w:val="Sinespaciado"/>
-        <w:spacing w:line="480" w:lineRule="auto"/>
+        <w:pStyle w:val="Textoindependiente"/>
+        <w:spacing w:line="360" w:lineRule="auto"/>
         <w:ind w:left="357"/>
-        <w:rPr>
-          <w:spacing w:val="-1"/>
-          <w:sz w:val="18"/>
-          <w:szCs w:val="18"/>
-          <w:lang w:val="es-EC"/>
-        </w:rPr>
-      </w:pPr>
-      <w:r>
-        <w:rPr>
-          <w:spacing w:val="-1"/>
-          <w:sz w:val="18"/>
-          <w:szCs w:val="18"/>
-          <w:lang w:val="es-EC"/>
-        </w:rPr>
-        <w:t>__________________________________________________________________________________________________________________________________________________________________</w:t>
-      </w:r>
-      <w:r>
-        <w:rPr>
-          <w:spacing w:val="-1"/>
-          <w:sz w:val="18"/>
-          <w:szCs w:val="18"/>
-          <w:lang w:val="es-EC"/>
-        </w:rPr>
-        <w:t>________________________________</w:t>
-      </w:r>
+        <w:jc w:val="left"/>
+        <w:rPr>
+          <w:rFonts w:ascii="Times New Roman" w:hAnsi="Times New Roman"/>
+          <w:b/>
+          <w:sz w:val="18"/>
+          <w:szCs w:val="18"/>
+          <w:u w:val="single"/>
+        </w:rPr>
+      </w:pPr>
     </w:p>
     <w:p>
       <w:pPr>
@@ -3130,6 +3114,14 @@
                 <w:szCs w:val="18"/>
               </w:rPr>
             </w:pPr>
+            <w:r>
+              <w:rPr>
+                <w:rFonts w:ascii="Times New Roman" w:hAnsi="Times New Roman"/>
+                <w:sz w:val="18"/>
+                <w:szCs w:val="18"/>
+              </w:rPr>
+              <w:t>02</w:t>
+            </w:r>
           </w:p>
         </w:tc>
         <w:tc>
@@ -3148,6 +3140,14 @@
                 <w:szCs w:val="18"/>
               </w:rPr>
             </w:pPr>
+            <w:r>
+              <w:rPr>
+                <w:rFonts w:ascii="Times New Roman" w:hAnsi="Times New Roman"/>
+                <w:sz w:val="18"/>
+                <w:szCs w:val="18"/>
+              </w:rPr>
+              <w:t>07</w:t>
+            </w:r>
           </w:p>
         </w:tc>
         <w:tc>
@@ -3166,6 +3166,14 @@
                 <w:szCs w:val="18"/>
               </w:rPr>
             </w:pPr>
+            <w:r>
+              <w:rPr>
+                <w:rFonts w:ascii="Times New Roman" w:hAnsi="Times New Roman"/>
+                <w:sz w:val="18"/>
+                <w:szCs w:val="18"/>
+              </w:rPr>
+              <w:t>2026</w:t>
+            </w:r>
           </w:p>
         </w:tc>
       </w:tr>
@@ -3324,8 +3332,8 @@
           <w:szCs w:val="20"/>
         </w:rPr>
         <w:pict w14:anchorId="6DFD1B8D">
-          <v:shape id="Text Box 10" o:spid="_x0000_s1039" type="#_x0000_t202" style="position:absolute;margin-left:26.7pt;margin-top:8.15pt;width:156.85pt;height:76.75pt;z-index:251719680;visibility:visible;mso-width-relative:margin;mso-height-relative:margin" o:gfxdata="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" strokecolor="white [3212]">
-            <v:textbox>
+          <v:shape id="Text Box 10" o:spid="_x0000_s1039" type="#_x0000_t202" style="position:absolute;margin-left:.7pt;margin-top:11.15pt;width:180.35pt;height:76.75pt;z-index:251719680;visibility:visible;mso-width-relative:margin;mso-height-relative:margin" o:gfxdata="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" strokecolor="white [3212]">
+            <v:textbox style="mso-next-textbox:#Text Box 10">
               <w:txbxContent>
                 <w:p>
                   <w:pPr>
@@ -3371,16 +3379,13 @@
                     <w:rPr>
                       <w:b/>
                       <w:noProof/>
-                      <w:sz w:val="20"/>
-                      <w:szCs w:val="20"/>
                     </w:rPr>
                   </w:pPr>
                   <w:r>
                     <w:rPr>
-                      <w:rFonts w:ascii="Arial" w:hAnsi="Arial" w:cs="Arial"/>
                       <w:b/>
-                      <w:sz w:val="16"/>
-                      <w:szCs w:val="16"/>
+                      <w:sz w:val="20"/>
+                      <w:szCs w:val="20"/>
                     </w:rPr>
                     <w:t>Jeffrey Alexander Manobanda Chabla</w:t>
                   </w:r>
@@ -3390,16 +3395,13 @@
                     <w:jc w:val="center"/>
                     <w:rPr>
                       <w:b/>
-                      <w:sz w:val="20"/>
-                      <w:szCs w:val="20"/>
                     </w:rPr>
                   </w:pPr>
                   <w:r>
                     <w:rPr>
-                      <w:rFonts w:ascii="Arial" w:hAnsi="Arial" w:cs="Arial"/>
                       <w:b/>
-                      <w:sz w:val="16"/>
-                      <w:szCs w:val="16"/>
+                      <w:sz w:val="20"/>
+                      <w:szCs w:val="20"/>
                     </w:rPr>
                     <w:t>1753715695</w:t>
                   </w:r>
@@ -3503,16 +3505,13 @@
                     <w:rPr>
                       <w:b/>
                       <w:noProof/>
-                      <w:sz w:val="20"/>
-                      <w:szCs w:val="20"/>
                     </w:rPr>
                   </w:pPr>
                   <w:r>
                     <w:rPr>
-                      <w:rFonts w:ascii="Arial" w:hAnsi="Arial" w:cs="Arial"/>
                       <w:b/>
-                      <w:sz w:val="16"/>
-                      <w:szCs w:val="16"/>
+                      <w:sz w:val="20"/>
+                      <w:szCs w:val="20"/>
                     </w:rPr>
                     <w:t>Jenny Alexandra Ruiz Robalino</w:t>
                   </w:r>
@@ -3522,16 +3521,13 @@
                     <w:jc w:val="center"/>
                     <w:rPr>
                       <w:b/>
-                      <w:sz w:val="20"/>
-                      <w:szCs w:val="20"/>
                     </w:rPr>
                   </w:pPr>
                   <w:r>
                     <w:rPr>
-                      <w:rFonts w:ascii="Arial" w:hAnsi="Arial" w:cs="Arial"/>
                       <w:b/>
-                      <w:sz w:val="16"/>
-                      <w:szCs w:val="16"/>
+                      <w:sz w:val="20"/>
+                      <w:szCs w:val="20"/>
                     </w:rPr>
                     <w:t>1802102101</w:t>
                   </w:r>

--- a/Entregables/L00418806_Manobanda_Formato 5 Evaluación tutor académico.docx
+++ b/Entregables/L00418806_Manobanda_Formato 5 Evaluación tutor académico.docx
@@ -2023,6 +2023,15 @@
                 <w:szCs w:val="18"/>
               </w:rPr>
             </w:pPr>
+            <w:r>
+              <w:rPr>
+                <w:rFonts w:ascii="Times New Roman" w:hAnsi="Times New Roman"/>
+                <w:i/>
+                <w:sz w:val="18"/>
+                <w:szCs w:val="18"/>
+              </w:rPr>
+              <w:t>9</w:t>
+            </w:r>
           </w:p>
         </w:tc>
       </w:tr>
@@ -2182,6 +2191,15 @@
                 <w:szCs w:val="18"/>
               </w:rPr>
             </w:pPr>
+            <w:r>
+              <w:rPr>
+                <w:rFonts w:ascii="Times New Roman" w:hAnsi="Times New Roman"/>
+                <w:i/>
+                <w:sz w:val="18"/>
+                <w:szCs w:val="18"/>
+              </w:rPr>
+              <w:t>9</w:t>
+            </w:r>
           </w:p>
         </w:tc>
       </w:tr>
@@ -2234,6 +2252,15 @@
                 <w:szCs w:val="18"/>
               </w:rPr>
             </w:pPr>
+            <w:r>
+              <w:rPr>
+                <w:rFonts w:ascii="Times New Roman" w:hAnsi="Times New Roman"/>
+                <w:i/>
+                <w:sz w:val="18"/>
+                <w:szCs w:val="18"/>
+              </w:rPr>
+              <w:t>18</w:t>
+            </w:r>
           </w:p>
         </w:tc>
       </w:tr>
@@ -2634,13 +2661,20 @@
           <w:p>
             <w:pPr>
               <w:ind w:left="360"/>
-              <w:jc w:val="center"/>
               <w:rPr>
                 <w:sz w:val="18"/>
                 <w:szCs w:val="18"/>
                 <w:lang w:val="es-MX"/>
               </w:rPr>
             </w:pPr>
+            <w:r>
+              <w:rPr>
+                <w:sz w:val="18"/>
+                <w:szCs w:val="18"/>
+                <w:lang w:val="es-MX"/>
+              </w:rPr>
+              <w:t xml:space="preserve">                12</w:t>
+            </w:r>
           </w:p>
         </w:tc>
       </w:tr>
@@ -2782,13 +2816,20 @@
           <w:p>
             <w:pPr>
               <w:ind w:left="360"/>
-              <w:jc w:val="center"/>
               <w:rPr>
                 <w:sz w:val="18"/>
                 <w:szCs w:val="18"/>
                 <w:lang w:val="es-MX"/>
               </w:rPr>
             </w:pPr>
+            <w:r>
+              <w:rPr>
+                <w:sz w:val="18"/>
+                <w:szCs w:val="18"/>
+                <w:lang w:val="es-MX"/>
+              </w:rPr>
+              <w:t xml:space="preserve">                7.2</w:t>
+            </w:r>
           </w:p>
         </w:tc>
       </w:tr>
@@ -2845,11 +2886,20 @@
               <w:jc w:val="center"/>
               <w:rPr>
                 <w:rFonts w:ascii="Times New Roman" w:hAnsi="Times New Roman"/>
-                <w:b/>
+                <w:bCs/>
                 <w:sz w:val="18"/>
                 <w:szCs w:val="18"/>
               </w:rPr>
             </w:pPr>
+            <w:r>
+              <w:rPr>
+                <w:rFonts w:ascii="Times New Roman" w:hAnsi="Times New Roman"/>
+                <w:bCs/>
+                <w:sz w:val="18"/>
+                <w:szCs w:val="18"/>
+              </w:rPr>
+              <w:t>19.2</w:t>
+            </w:r>
           </w:p>
         </w:tc>
       </w:tr>
@@ -2930,10 +2980,9 @@
         <w:jc w:val="left"/>
         <w:rPr>
           <w:rFonts w:ascii="Times New Roman" w:hAnsi="Times New Roman"/>
-          <w:b/>
-          <w:sz w:val="18"/>
-          <w:szCs w:val="18"/>
-          <w:u w:val="single"/>
+          <w:bCs/>
+          <w:sz w:val="20"/>
+          <w:szCs w:val="20"/>
         </w:rPr>
       </w:pPr>
     </w:p>
@@ -3552,7 +3601,7 @@
           <w:szCs w:val="20"/>
         </w:rPr>
         <w:pict w14:anchorId="652C361B">
-          <v:line id="9 Conector recto" o:spid="_x0000_s1026" style="position:absolute;z-index:251720704;visibility:visible;mso-wrap-distance-top:-6e-5mm;mso-wrap-distance-bottom:-6e-5mm" from="36.45pt,9.3pt" to="171.25pt,9.3pt" o:gfxdata="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" strokecolor="black [3040]">
+          <v:line id="9 Conector recto" o:spid="_x0000_s1026" style="position:absolute;z-index:251720704;visibility:visible;mso-wrap-distance-top:-6e-5mm;mso-wrap-distance-bottom:-6e-5mm" from="9.45pt,9.3pt" to="171.25pt,9.3pt" o:gfxdata="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" strokecolor="black [3040]">
             <o:lock v:ext="edit" shapetype="f"/>
           </v:line>
         </w:pict>
@@ -3747,6 +3796,13 @@
             <o:lock v:ext="edit" shapetype="f"/>
           </v:line>
         </w:pict>
+      </w:r>
+      <w:r>
+        <w:rPr>
+          <w:sz w:val="20"/>
+          <w:szCs w:val="20"/>
+        </w:rPr>
+        <w:tab/>
       </w:r>
     </w:p>
     <w:sectPr>
